--- a/templates/docxRPD/annotation.docx
+++ b/templates/docxRPD/annotation.docx
@@ -27,27 +27,16 @@
           <w:rFonts w:ascii="Times New Roman" w:hAnsi="Times New Roman" w:cs="Times New Roman"/>
           <w:b/>
           <w:sz w:val="24"/>
-          <w:lang w:val="en-US"/>
-        </w:rPr>
-      </w:pPr>
-      <w:r>
-        <w:rPr>
-          <w:rFonts w:ascii="Times New Roman" w:hAnsi="Times New Roman" w:cs="Times New Roman"/>
-          <w:b/>
-          <w:sz w:val="24"/>
-          <w:lang w:val="en-US"/>
-        </w:rPr>
-        <w:t>{</w:t>
-      </w:r>
+        </w:rPr>
+      </w:pPr>
       <w:proofErr w:type="gramStart"/>
       <w:r>
         <w:rPr>
           <w:rFonts w:ascii="Times New Roman" w:hAnsi="Times New Roman" w:cs="Times New Roman"/>
           <w:b/>
           <w:sz w:val="24"/>
-          <w:lang w:val="en-US"/>
-        </w:rPr>
-        <w:t xml:space="preserve">{ </w:t>
+        </w:rPr>
+        <w:t xml:space="preserve">{{ </w:t>
       </w:r>
       <w:proofErr w:type="spellStart"/>
       <w:r>
@@ -66,7 +55,6 @@
           <w:rFonts w:ascii="Times New Roman" w:hAnsi="Times New Roman" w:cs="Times New Roman"/>
           <w:b/>
           <w:sz w:val="24"/>
-          <w:lang w:val="en-US"/>
         </w:rPr>
         <w:t xml:space="preserve"> }}</w:t>
       </w:r>
@@ -90,9 +78,11 @@
     </w:p>
     <w:p>
       <w:pPr>
-        <w:rPr>
-          <w:rFonts w:ascii="Times New Roman" w:hAnsi="Times New Roman" w:cs="Times New Roman"/>
-          <w:sz w:val="24"/>
+        <w:jc w:val="both"/>
+        <w:rPr>
+          <w:rFonts w:ascii="Times New Roman" w:hAnsi="Times New Roman" w:cs="Times New Roman"/>
+          <w:sz w:val="24"/>
+          <w:lang w:val="en-US"/>
         </w:rPr>
       </w:pPr>
       <w:r>
@@ -130,15 +120,42 @@
           <w:rFonts w:ascii="Times New Roman" w:hAnsi="Times New Roman" w:cs="Times New Roman"/>
           <w:b/>
           <w:sz w:val="24"/>
-        </w:rPr>
-      </w:pPr>
-      <w:r>
-        <w:rPr>
-          <w:rFonts w:ascii="Times New Roman" w:hAnsi="Times New Roman" w:cs="Times New Roman"/>
-          <w:b/>
-          <w:sz w:val="24"/>
-        </w:rPr>
-        <w:t>Формируемые компетенции:</w:t>
+          <w:lang w:val="en-US"/>
+        </w:rPr>
+      </w:pPr>
+      <w:r>
+        <w:rPr>
+          <w:rFonts w:ascii="Times New Roman" w:hAnsi="Times New Roman" w:cs="Times New Roman"/>
+          <w:b/>
+          <w:sz w:val="24"/>
+        </w:rPr>
+        <w:t>Формируемые</w:t>
+      </w:r>
+      <w:r>
+        <w:rPr>
+          <w:rFonts w:ascii="Times New Roman" w:hAnsi="Times New Roman" w:cs="Times New Roman"/>
+          <w:b/>
+          <w:sz w:val="24"/>
+          <w:lang w:val="en-US"/>
+        </w:rPr>
+        <w:t xml:space="preserve"> </w:t>
+      </w:r>
+      <w:r>
+        <w:rPr>
+          <w:rFonts w:ascii="Times New Roman" w:hAnsi="Times New Roman" w:cs="Times New Roman"/>
+          <w:b/>
+          <w:sz w:val="24"/>
+        </w:rPr>
+        <w:t>компетенции</w:t>
+      </w:r>
+      <w:r>
+        <w:rPr>
+          <w:rFonts w:ascii="Times New Roman" w:hAnsi="Times New Roman" w:cs="Times New Roman"/>
+          <w:b/>
+          <w:sz w:val="24"/>
+          <w:lang w:val="en-US"/>
+        </w:rPr>
+        <w:t>:</w:t>
       </w:r>
     </w:p>
     <w:p>
@@ -155,7 +172,23 @@
           <w:sz w:val="24"/>
           <w:lang w:val="en-US"/>
         </w:rPr>
-        <w:t xml:space="preserve">{% </w:t>
+        <w:t>{%</w:t>
+      </w:r>
+      <w:r>
+        <w:rPr>
+          <w:rFonts w:ascii="Times New Roman" w:hAnsi="Times New Roman" w:cs="Times New Roman"/>
+          <w:sz w:val="24"/>
+          <w:lang w:val="en-US"/>
+        </w:rPr>
+        <w:t>-</w:t>
+      </w:r>
+      <w:r>
+        <w:rPr>
+          <w:rFonts w:ascii="Times New Roman" w:hAnsi="Times New Roman" w:cs="Times New Roman"/>
+          <w:sz w:val="24"/>
+          <w:lang w:val="en-US"/>
+        </w:rPr>
+        <w:t xml:space="preserve"> </w:t>
       </w:r>
       <w:r>
         <w:rPr>
@@ -230,82 +263,6 @@
           <w:lang w:val="en-US"/>
         </w:rPr>
         <w:t>%}</w:t>
-      </w:r>
-      <w:r>
-        <w:rPr>
-          <w:rFonts w:ascii="Times New Roman" w:hAnsi="Times New Roman" w:cs="Times New Roman"/>
-          <w:sz w:val="24"/>
-          <w:lang w:val="en-US"/>
-        </w:rPr>
-        <w:t>{{</w:t>
-      </w:r>
-      <w:proofErr w:type="spellStart"/>
-      <w:r>
-        <w:rPr>
-          <w:rFonts w:ascii="Times New Roman" w:hAnsi="Times New Roman" w:cs="Times New Roman"/>
-          <w:sz w:val="24"/>
-          <w:lang w:val="en-US"/>
-        </w:rPr>
-        <w:t>i</w:t>
-      </w:r>
-      <w:r>
-        <w:rPr>
-          <w:rFonts w:ascii="Times New Roman" w:hAnsi="Times New Roman" w:cs="Times New Roman"/>
-          <w:sz w:val="24"/>
-          <w:lang w:val="en-US"/>
-        </w:rPr>
-        <w:t>.</w:t>
-      </w:r>
-      <w:r>
-        <w:rPr>
-          <w:rFonts w:ascii="Times New Roman" w:hAnsi="Times New Roman" w:cs="Times New Roman"/>
-          <w:sz w:val="24"/>
-          <w:lang w:val="en-US"/>
-        </w:rPr>
-        <w:t>index</w:t>
-      </w:r>
-      <w:proofErr w:type="spellEnd"/>
-      <w:r>
-        <w:rPr>
-          <w:rFonts w:ascii="Times New Roman" w:hAnsi="Times New Roman" w:cs="Times New Roman"/>
-          <w:sz w:val="24"/>
-          <w:lang w:val="en-US"/>
-        </w:rPr>
-        <w:t>}} {{</w:t>
-      </w:r>
-      <w:proofErr w:type="spellStart"/>
-      <w:r>
-        <w:rPr>
-          <w:rFonts w:ascii="Times New Roman" w:hAnsi="Times New Roman" w:cs="Times New Roman"/>
-          <w:sz w:val="24"/>
-          <w:lang w:val="en-US"/>
-        </w:rPr>
-        <w:t>i</w:t>
-      </w:r>
-      <w:r>
-        <w:rPr>
-          <w:rFonts w:ascii="Times New Roman" w:hAnsi="Times New Roman" w:cs="Times New Roman"/>
-          <w:sz w:val="24"/>
-          <w:lang w:val="en-US"/>
-        </w:rPr>
-        <w:t>.</w:t>
-      </w:r>
-      <w:r>
-        <w:rPr>
-          <w:rFonts w:ascii="Times New Roman" w:hAnsi="Times New Roman" w:cs="Times New Roman"/>
-          <w:sz w:val="24"/>
-          <w:lang w:val="en-US"/>
-        </w:rPr>
-        <w:t>content</w:t>
-      </w:r>
-      <w:proofErr w:type="spellEnd"/>
-      <w:r>
-        <w:rPr>
-          <w:rFonts w:ascii="Times New Roman" w:hAnsi="Times New Roman" w:cs="Times New Roman"/>
-          <w:sz w:val="24"/>
-          <w:lang w:val="en-US"/>
-        </w:rPr>
-        <w:t>}}</w:t>
       </w:r>
     </w:p>
     <w:p>
@@ -322,7 +279,7 @@
           <w:sz w:val="24"/>
           <w:lang w:val="en-US"/>
         </w:rPr>
-        <w:t xml:space="preserve">{% </w:t>
+        <w:t>{{</w:t>
       </w:r>
       <w:proofErr w:type="spellStart"/>
       <w:r>
@@ -331,7 +288,23 @@
           <w:sz w:val="24"/>
           <w:lang w:val="en-US"/>
         </w:rPr>
-        <w:t>endfor</w:t>
+        <w:t>i</w:t>
+      </w:r>
+      <w:r>
+        <w:rPr>
+          <w:rFonts w:ascii="Times New Roman" w:hAnsi="Times New Roman" w:cs="Times New Roman"/>
+          <w:sz w:val="24"/>
+          <w:lang w:val="en-US"/>
+        </w:rPr>
+        <w:t>.</w:t>
+      </w:r>
+      <w:r>
+        <w:rPr>
+          <w:rFonts w:ascii="Times New Roman" w:hAnsi="Times New Roman" w:cs="Times New Roman"/>
+          <w:sz w:val="24"/>
+          <w:lang w:val="en-US"/>
+        </w:rPr>
+        <w:t>index</w:t>
       </w:r>
       <w:proofErr w:type="spellEnd"/>
       <w:r>
@@ -340,41 +313,41 @@
           <w:sz w:val="24"/>
           <w:lang w:val="en-US"/>
         </w:rPr>
-        <w:t xml:space="preserve"> %}</w:t>
-      </w:r>
-      <w:r>
-        <w:rPr>
-          <w:rFonts w:ascii="Times New Roman" w:hAnsi="Times New Roman" w:cs="Times New Roman"/>
-          <w:b/>
-          <w:sz w:val="24"/>
-        </w:rPr>
-        <w:t>Содержание</w:t>
-      </w:r>
-      <w:r>
-        <w:rPr>
-          <w:rFonts w:ascii="Times New Roman" w:hAnsi="Times New Roman" w:cs="Times New Roman"/>
-          <w:b/>
-          <w:sz w:val="24"/>
-          <w:lang w:val="en-US"/>
-        </w:rPr>
-        <w:t xml:space="preserve"> </w:t>
-      </w:r>
-      <w:r>
-        <w:rPr>
-          <w:rFonts w:ascii="Times New Roman" w:hAnsi="Times New Roman" w:cs="Times New Roman"/>
-          <w:b/>
-          <w:sz w:val="24"/>
-        </w:rPr>
-        <w:t>дисциплины</w:t>
-      </w:r>
-      <w:r>
-        <w:rPr>
-          <w:rFonts w:ascii="Times New Roman" w:hAnsi="Times New Roman" w:cs="Times New Roman"/>
-          <w:b/>
-          <w:sz w:val="24"/>
-          <w:lang w:val="en-US"/>
-        </w:rPr>
-        <w:t>:</w:t>
+        <w:t>}} {{</w:t>
+      </w:r>
+      <w:proofErr w:type="spellStart"/>
+      <w:r>
+        <w:rPr>
+          <w:rFonts w:ascii="Times New Roman" w:hAnsi="Times New Roman" w:cs="Times New Roman"/>
+          <w:sz w:val="24"/>
+          <w:lang w:val="en-US"/>
+        </w:rPr>
+        <w:t>i</w:t>
+      </w:r>
+      <w:r>
+        <w:rPr>
+          <w:rFonts w:ascii="Times New Roman" w:hAnsi="Times New Roman" w:cs="Times New Roman"/>
+          <w:sz w:val="24"/>
+          <w:lang w:val="en-US"/>
+        </w:rPr>
+        <w:t>.</w:t>
+      </w:r>
+      <w:r>
+        <w:rPr>
+          <w:rFonts w:ascii="Times New Roman" w:hAnsi="Times New Roman" w:cs="Times New Roman"/>
+          <w:sz w:val="24"/>
+          <w:lang w:val="en-US"/>
+        </w:rPr>
+        <w:t>content</w:t>
+      </w:r>
+      <w:proofErr w:type="spellEnd"/>
+      <w:r>
+        <w:rPr>
+          <w:rFonts w:ascii="Times New Roman" w:hAnsi="Times New Roman" w:cs="Times New Roman"/>
+          <w:sz w:val="24"/>
+          <w:lang w:val="en-US"/>
+        </w:rPr>
+        <w:t>}}</w:t>
       </w:r>
     </w:p>
     <w:p>
@@ -391,15 +364,23 @@
           <w:sz w:val="24"/>
           <w:lang w:val="en-US"/>
         </w:rPr>
-        <w:t xml:space="preserve">{% for </w:t>
-      </w:r>
-      <w:r>
-        <w:rPr>
-          <w:rFonts w:ascii="Times New Roman" w:hAnsi="Times New Roman" w:cs="Times New Roman"/>
-          <w:sz w:val="24"/>
-          <w:lang w:val="en-US"/>
-        </w:rPr>
-        <w:t xml:space="preserve">k, </w:t>
+        <w:t>{%</w:t>
+      </w:r>
+      <w:r>
+        <w:rPr>
+          <w:rFonts w:ascii="Times New Roman" w:hAnsi="Times New Roman" w:cs="Times New Roman"/>
+          <w:sz w:val="24"/>
+          <w:lang w:val="en-US"/>
+        </w:rPr>
+        <w:t>-</w:t>
+      </w:r>
+      <w:r>
+        <w:rPr>
+          <w:rFonts w:ascii="Times New Roman" w:hAnsi="Times New Roman" w:cs="Times New Roman"/>
+          <w:sz w:val="24"/>
+          <w:lang w:val="en-US"/>
+        </w:rPr>
+        <w:t xml:space="preserve"> </w:t>
       </w:r>
       <w:proofErr w:type="spellStart"/>
       <w:r>
@@ -408,7 +389,7 @@
           <w:sz w:val="24"/>
           <w:lang w:val="en-US"/>
         </w:rPr>
-        <w:t>i</w:t>
+        <w:t>endfor</w:t>
       </w:r>
       <w:proofErr w:type="spellEnd"/>
       <w:r>
@@ -417,117 +398,7 @@
           <w:sz w:val="24"/>
           <w:lang w:val="en-US"/>
         </w:rPr>
-        <w:t xml:space="preserve"> in </w:t>
-      </w:r>
-      <w:proofErr w:type="spellStart"/>
-      <w:r>
-        <w:rPr>
-          <w:rFonts w:ascii="Times New Roman" w:hAnsi="Times New Roman" w:cs="Times New Roman"/>
-          <w:sz w:val="24"/>
-          <w:lang w:val="en-US"/>
-        </w:rPr>
-        <w:t>discipline_</w:t>
-      </w:r>
-      <w:proofErr w:type="gramStart"/>
-      <w:r>
-        <w:rPr>
-          <w:rFonts w:ascii="Times New Roman" w:hAnsi="Times New Roman" w:cs="Times New Roman"/>
-          <w:sz w:val="24"/>
-          <w:lang w:val="en-US"/>
-        </w:rPr>
-        <w:t>themes</w:t>
-      </w:r>
-      <w:r>
-        <w:rPr>
-          <w:rFonts w:ascii="Times New Roman" w:hAnsi="Times New Roman" w:cs="Times New Roman"/>
-          <w:sz w:val="24"/>
-          <w:lang w:val="en-US"/>
-        </w:rPr>
-        <w:t>.items</w:t>
-      </w:r>
-      <w:proofErr w:type="spellEnd"/>
-      <w:r>
-        <w:rPr>
-          <w:rFonts w:ascii="Times New Roman" w:hAnsi="Times New Roman" w:cs="Times New Roman"/>
-          <w:sz w:val="24"/>
-          <w:lang w:val="en-US"/>
-        </w:rPr>
-        <w:t>(</w:t>
-      </w:r>
-      <w:proofErr w:type="gramEnd"/>
-      <w:r>
-        <w:rPr>
-          <w:rFonts w:ascii="Times New Roman" w:hAnsi="Times New Roman" w:cs="Times New Roman"/>
-          <w:sz w:val="24"/>
-          <w:lang w:val="en-US"/>
-        </w:rPr>
-        <w:t>)</w:t>
-      </w:r>
-      <w:r>
-        <w:rPr>
-          <w:rFonts w:ascii="Times New Roman" w:hAnsi="Times New Roman" w:cs="Times New Roman"/>
-          <w:sz w:val="24"/>
-          <w:lang w:val="en-US"/>
-        </w:rPr>
         <w:t xml:space="preserve"> %}</w:t>
-      </w:r>
-      <w:r>
-        <w:rPr>
-          <w:rFonts w:ascii="Times New Roman" w:hAnsi="Times New Roman" w:cs="Times New Roman"/>
-          <w:sz w:val="24"/>
-          <w:lang w:val="en-US"/>
-        </w:rPr>
-        <w:t>{{</w:t>
-      </w:r>
-      <w:proofErr w:type="gramStart"/>
-      <w:r>
-        <w:rPr>
-          <w:rFonts w:ascii="Times New Roman" w:hAnsi="Times New Roman" w:cs="Times New Roman"/>
-          <w:sz w:val="24"/>
-          <w:lang w:val="en-US"/>
-        </w:rPr>
-        <w:t>k</w:t>
-      </w:r>
-      <w:proofErr w:type="gramEnd"/>
-      <w:r>
-        <w:rPr>
-          <w:rFonts w:ascii="Times New Roman" w:hAnsi="Times New Roman" w:cs="Times New Roman"/>
-          <w:sz w:val="24"/>
-          <w:lang w:val="en-US"/>
-        </w:rPr>
-        <w:t>}}</w:t>
-      </w:r>
-      <w:r>
-        <w:rPr>
-          <w:rFonts w:ascii="Times New Roman" w:hAnsi="Times New Roman" w:cs="Times New Roman"/>
-          <w:sz w:val="24"/>
-          <w:lang w:val="en-US"/>
-        </w:rPr>
-        <w:t>.</w:t>
-      </w:r>
-      <w:r>
-        <w:rPr>
-          <w:rFonts w:ascii="Times New Roman" w:hAnsi="Times New Roman" w:cs="Times New Roman"/>
-          <w:sz w:val="24"/>
-          <w:lang w:val="en-US"/>
-        </w:rPr>
-        <w:t xml:space="preserve"> {{i.</w:t>
-      </w:r>
-      <w:r>
-        <w:rPr>
-          <w:rFonts w:ascii="Times New Roman" w:hAnsi="Times New Roman" w:cs="Times New Roman"/>
-          <w:sz w:val="24"/>
-          <w:lang w:val="en-US"/>
-        </w:rPr>
-        <w:t>name</w:t>
-      </w:r>
-      <w:r>
-        <w:rPr>
-          <w:rFonts w:ascii="Times New Roman" w:hAnsi="Times New Roman" w:cs="Times New Roman"/>
-          <w:sz w:val="24"/>
-          <w:lang w:val="en-US"/>
-        </w:rPr>
-        <w:t>}}</w:t>
       </w:r>
     </w:p>
     <w:p>
@@ -541,36 +412,10 @@
       <w:r>
         <w:rPr>
           <w:rFonts w:ascii="Times New Roman" w:hAnsi="Times New Roman" w:cs="Times New Roman"/>
-          <w:sz w:val="24"/>
-          <w:lang w:val="en-US"/>
-        </w:rPr>
-        <w:t xml:space="preserve">{% </w:t>
-      </w:r>
-      <w:proofErr w:type="spellStart"/>
-      <w:r>
-        <w:rPr>
-          <w:rFonts w:ascii="Times New Roman" w:hAnsi="Times New Roman" w:cs="Times New Roman"/>
-          <w:sz w:val="24"/>
-          <w:lang w:val="en-US"/>
-        </w:rPr>
-        <w:t>endfor</w:t>
-      </w:r>
-      <w:proofErr w:type="spellEnd"/>
-      <w:r>
-        <w:rPr>
-          <w:rFonts w:ascii="Times New Roman" w:hAnsi="Times New Roman" w:cs="Times New Roman"/>
-          <w:sz w:val="24"/>
-          <w:lang w:val="en-US"/>
-        </w:rPr>
-        <w:t xml:space="preserve"> %}</w:t>
-      </w:r>
-      <w:r>
-        <w:rPr>
-          <w:rFonts w:ascii="Times New Roman" w:hAnsi="Times New Roman" w:cs="Times New Roman"/>
-          <w:b/>
-          <w:sz w:val="24"/>
-        </w:rPr>
-        <w:t>Форма</w:t>
+          <w:b/>
+          <w:sz w:val="24"/>
+        </w:rPr>
+        <w:t>Содержание</w:t>
       </w:r>
       <w:r>
         <w:rPr>
@@ -587,24 +432,7 @@
           <w:b/>
           <w:sz w:val="24"/>
         </w:rPr>
-        <w:t>промежуточной</w:t>
-      </w:r>
-      <w:r>
-        <w:rPr>
-          <w:rFonts w:ascii="Times New Roman" w:hAnsi="Times New Roman" w:cs="Times New Roman"/>
-          <w:b/>
-          <w:sz w:val="24"/>
-          <w:lang w:val="en-US"/>
-        </w:rPr>
-        <w:t xml:space="preserve"> </w:t>
-      </w:r>
-      <w:r>
-        <w:rPr>
-          <w:rFonts w:ascii="Times New Roman" w:hAnsi="Times New Roman" w:cs="Times New Roman"/>
-          <w:b/>
-          <w:sz w:val="24"/>
-        </w:rPr>
-        <w:t>аттестации</w:t>
+        <w:t>дисциплины</w:t>
       </w:r>
       <w:r>
         <w:rPr>
@@ -630,7 +458,76 @@
           <w:sz w:val="24"/>
           <w:lang w:val="en-US"/>
         </w:rPr>
-        <w:t>{</w:t>
+        <w:t>{%</w:t>
+      </w:r>
+      <w:r>
+        <w:rPr>
+          <w:rFonts w:ascii="Times New Roman" w:hAnsi="Times New Roman" w:cs="Times New Roman"/>
+          <w:sz w:val="24"/>
+          <w:lang w:val="en-US"/>
+        </w:rPr>
+        <w:t>-</w:t>
+      </w:r>
+      <w:r>
+        <w:rPr>
+          <w:rFonts w:ascii="Times New Roman" w:hAnsi="Times New Roman" w:cs="Times New Roman"/>
+          <w:sz w:val="24"/>
+          <w:lang w:val="en-US"/>
+        </w:rPr>
+        <w:t xml:space="preserve"> </w:t>
+      </w:r>
+      <w:proofErr w:type="spellStart"/>
+      <w:r>
+        <w:rPr>
+          <w:rFonts w:ascii="Times New Roman" w:hAnsi="Times New Roman" w:cs="Times New Roman"/>
+          <w:sz w:val="24"/>
+          <w:lang w:val="en-US"/>
+        </w:rPr>
+        <w:t xml:space="preserve">for </w:t>
+      </w:r>
+      <w:r>
+        <w:rPr>
+          <w:rFonts w:ascii="Times New Roman" w:hAnsi="Times New Roman" w:cs="Times New Roman"/>
+          <w:sz w:val="24"/>
+          <w:lang w:val="en-US"/>
+        </w:rPr>
+        <w:t>k</w:t>
+      </w:r>
+      <w:proofErr w:type="spellEnd"/>
+      <w:r>
+        <w:rPr>
+          <w:rFonts w:ascii="Times New Roman" w:hAnsi="Times New Roman" w:cs="Times New Roman"/>
+          <w:sz w:val="24"/>
+          <w:lang w:val="en-US"/>
+        </w:rPr>
+        <w:t xml:space="preserve">, </w:t>
+      </w:r>
+      <w:proofErr w:type="spellStart"/>
+      <w:r>
+        <w:rPr>
+          <w:rFonts w:ascii="Times New Roman" w:hAnsi="Times New Roman" w:cs="Times New Roman"/>
+          <w:sz w:val="24"/>
+          <w:lang w:val="en-US"/>
+        </w:rPr>
+        <w:t>i</w:t>
+      </w:r>
+      <w:proofErr w:type="spellEnd"/>
+      <w:r>
+        <w:rPr>
+          <w:rFonts w:ascii="Times New Roman" w:hAnsi="Times New Roman" w:cs="Times New Roman"/>
+          <w:sz w:val="24"/>
+          <w:lang w:val="en-US"/>
+        </w:rPr>
+        <w:t xml:space="preserve"> in </w:t>
+      </w:r>
+      <w:proofErr w:type="spellStart"/>
+      <w:r>
+        <w:rPr>
+          <w:rFonts w:ascii="Times New Roman" w:hAnsi="Times New Roman" w:cs="Times New Roman"/>
+          <w:sz w:val="24"/>
+          <w:lang w:val="en-US"/>
+        </w:rPr>
+        <w:t>discipline_</w:t>
       </w:r>
       <w:proofErr w:type="gramStart"/>
       <w:r>
@@ -639,16 +536,24 @@
           <w:sz w:val="24"/>
           <w:lang w:val="en-US"/>
         </w:rPr>
-        <w:t xml:space="preserve">{ </w:t>
-      </w:r>
-      <w:proofErr w:type="spellStart"/>
-      <w:r>
-        <w:rPr>
-          <w:rFonts w:ascii="Times New Roman" w:hAnsi="Times New Roman" w:cs="Times New Roman"/>
-          <w:sz w:val="24"/>
-          <w:lang w:val="en-US"/>
-        </w:rPr>
-        <w:t>tic</w:t>
+        <w:t>themes</w:t>
+      </w:r>
+      <w:r>
+        <w:rPr>
+          <w:rFonts w:ascii="Times New Roman" w:hAnsi="Times New Roman" w:cs="Times New Roman"/>
+          <w:sz w:val="24"/>
+          <w:lang w:val="en-US"/>
+        </w:rPr>
+        <w:t>.items</w:t>
+      </w:r>
+      <w:proofErr w:type="spellEnd"/>
+      <w:r>
+        <w:rPr>
+          <w:rFonts w:ascii="Times New Roman" w:hAnsi="Times New Roman" w:cs="Times New Roman"/>
+          <w:sz w:val="24"/>
+          <w:lang w:val="en-US"/>
+        </w:rPr>
+        <w:t>(</w:t>
       </w:r>
       <w:proofErr w:type="gramEnd"/>
       <w:r>
@@ -657,39 +562,61 @@
           <w:sz w:val="24"/>
           <w:lang w:val="en-US"/>
         </w:rPr>
-        <w:t>_all</w:t>
-      </w:r>
-      <w:proofErr w:type="spellEnd"/>
-      <w:r>
-        <w:rPr>
-          <w:rFonts w:ascii="Times New Roman" w:hAnsi="Times New Roman" w:cs="Times New Roman"/>
-          <w:sz w:val="24"/>
-          <w:lang w:val="en-US"/>
-        </w:rPr>
-        <w:t xml:space="preserve"> }}</w:t>
+        <w:t>)</w:t>
+      </w:r>
+      <w:r>
+        <w:rPr>
+          <w:rFonts w:ascii="Times New Roman" w:hAnsi="Times New Roman" w:cs="Times New Roman"/>
+          <w:sz w:val="24"/>
+          <w:lang w:val="en-US"/>
+        </w:rPr>
+        <w:t xml:space="preserve"> %}</w:t>
       </w:r>
     </w:p>
     <w:p>
       <w:pPr>
         <w:rPr>
           <w:rFonts w:ascii="Times New Roman" w:hAnsi="Times New Roman" w:cs="Times New Roman"/>
-          <w:b/>
-          <w:sz w:val="24"/>
-          <w:lang w:val="en-US"/>
-        </w:rPr>
-      </w:pPr>
-      <w:r>
-        <w:rPr>
-          <w:rFonts w:ascii="Times New Roman" w:hAnsi="Times New Roman" w:cs="Times New Roman"/>
-          <w:b/>
-          <w:sz w:val="24"/>
-        </w:rPr>
-        <w:t>Основная</w:t>
-      </w:r>
-      <w:r>
-        <w:rPr>
-          <w:rFonts w:ascii="Times New Roman" w:hAnsi="Times New Roman" w:cs="Times New Roman"/>
-          <w:b/>
+          <w:sz w:val="24"/>
+        </w:rPr>
+      </w:pPr>
+      <w:r>
+        <w:rPr>
+          <w:rFonts w:ascii="Times New Roman" w:hAnsi="Times New Roman" w:cs="Times New Roman"/>
+          <w:sz w:val="24"/>
+          <w:lang w:val="en-US"/>
+        </w:rPr>
+        <w:t>{{</w:t>
+      </w:r>
+      <w:proofErr w:type="gramStart"/>
+      <w:r>
+        <w:rPr>
+          <w:rFonts w:ascii="Times New Roman" w:hAnsi="Times New Roman" w:cs="Times New Roman"/>
+          <w:sz w:val="24"/>
+          <w:lang w:val="en-US"/>
+        </w:rPr>
+        <w:t>k</w:t>
+      </w:r>
+      <w:proofErr w:type="gramEnd"/>
+      <w:r>
+        <w:rPr>
+          <w:rFonts w:ascii="Times New Roman" w:hAnsi="Times New Roman" w:cs="Times New Roman"/>
+          <w:sz w:val="24"/>
+          <w:lang w:val="en-US"/>
+        </w:rPr>
+        <w:t>}}</w:t>
+      </w:r>
+      <w:r>
+        <w:rPr>
+          <w:rFonts w:ascii="Times New Roman" w:hAnsi="Times New Roman" w:cs="Times New Roman"/>
+          <w:sz w:val="24"/>
+          <w:lang w:val="en-US"/>
+        </w:rPr>
+        <w:t>.</w:t>
+      </w:r>
+      <w:r>
+        <w:rPr>
+          <w:rFonts w:ascii="Times New Roman" w:hAnsi="Times New Roman" w:cs="Times New Roman"/>
           <w:sz w:val="24"/>
           <w:lang w:val="en-US"/>
         </w:rPr>
@@ -698,19 +625,41 @@
       <w:r>
         <w:rPr>
           <w:rFonts w:ascii="Times New Roman" w:hAnsi="Times New Roman" w:cs="Times New Roman"/>
-          <w:b/>
-          <w:sz w:val="24"/>
-        </w:rPr>
-        <w:t>литература</w:t>
-      </w:r>
-      <w:r>
-        <w:rPr>
-          <w:rFonts w:ascii="Times New Roman" w:hAnsi="Times New Roman" w:cs="Times New Roman"/>
-          <w:b/>
-          <w:sz w:val="24"/>
-          <w:lang w:val="en-US"/>
-        </w:rPr>
-        <w:t>:</w:t>
+          <w:sz w:val="24"/>
+        </w:rPr>
+        <w:t>{{</w:t>
+      </w:r>
+      <w:proofErr w:type="spellStart"/>
+      <w:r>
+        <w:rPr>
+          <w:rFonts w:ascii="Times New Roman" w:hAnsi="Times New Roman" w:cs="Times New Roman"/>
+          <w:sz w:val="24"/>
+          <w:lang w:val="en-US"/>
+        </w:rPr>
+        <w:t>i</w:t>
+      </w:r>
+      <w:proofErr w:type="spellEnd"/>
+      <w:r>
+        <w:rPr>
+          <w:rFonts w:ascii="Times New Roman" w:hAnsi="Times New Roman" w:cs="Times New Roman"/>
+          <w:sz w:val="24"/>
+        </w:rPr>
+        <w:t>.</w:t>
+      </w:r>
+      <w:r>
+        <w:rPr>
+          <w:rFonts w:ascii="Times New Roman" w:hAnsi="Times New Roman" w:cs="Times New Roman"/>
+          <w:sz w:val="24"/>
+          <w:lang w:val="en-US"/>
+        </w:rPr>
+        <w:t>name</w:t>
+      </w:r>
+      <w:r>
+        <w:rPr>
+          <w:rFonts w:ascii="Times New Roman" w:hAnsi="Times New Roman" w:cs="Times New Roman"/>
+          <w:sz w:val="24"/>
+        </w:rPr>
+        <w:t>}}</w:t>
       </w:r>
     </w:p>
     <w:p>
@@ -718,16 +667,29 @@
         <w:rPr>
           <w:rFonts w:ascii="Times New Roman" w:hAnsi="Times New Roman" w:cs="Times New Roman"/>
           <w:sz w:val="24"/>
-          <w:lang w:val="en-US"/>
-        </w:rPr>
-      </w:pPr>
-      <w:r>
-        <w:rPr>
-          <w:rFonts w:ascii="Times New Roman" w:hAnsi="Times New Roman" w:cs="Times New Roman"/>
-          <w:sz w:val="24"/>
-          <w:lang w:val="en-US"/>
-        </w:rPr>
-        <w:t xml:space="preserve">{% for </w:t>
+        </w:rPr>
+      </w:pPr>
+      <w:r>
+        <w:rPr>
+          <w:rFonts w:ascii="Times New Roman" w:hAnsi="Times New Roman" w:cs="Times New Roman"/>
+          <w:sz w:val="24"/>
+        </w:rPr>
+        <w:t>{%</w:t>
+      </w:r>
+      <w:r>
+        <w:rPr>
+          <w:rFonts w:ascii="Times New Roman" w:hAnsi="Times New Roman" w:cs="Times New Roman"/>
+          <w:sz w:val="24"/>
+          <w:lang w:val="en-US"/>
+        </w:rPr>
+        <w:t>-</w:t>
+      </w:r>
+      <w:r>
+        <w:rPr>
+          <w:rFonts w:ascii="Times New Roman" w:hAnsi="Times New Roman" w:cs="Times New Roman"/>
+          <w:sz w:val="24"/>
+        </w:rPr>
+        <w:t xml:space="preserve"> </w:t>
       </w:r>
       <w:proofErr w:type="spellStart"/>
       <w:r>
@@ -736,6 +698,209 @@
           <w:sz w:val="24"/>
           <w:lang w:val="en-US"/>
         </w:rPr>
+        <w:t>endfor</w:t>
+      </w:r>
+      <w:proofErr w:type="spellEnd"/>
+      <w:r>
+        <w:rPr>
+          <w:rFonts w:ascii="Times New Roman" w:hAnsi="Times New Roman" w:cs="Times New Roman"/>
+          <w:sz w:val="24"/>
+        </w:rPr>
+        <w:t xml:space="preserve"> %}</w:t>
+      </w:r>
+    </w:p>
+    <w:p>
+      <w:pPr>
+        <w:rPr>
+          <w:rFonts w:ascii="Times New Roman" w:hAnsi="Times New Roman" w:cs="Times New Roman"/>
+          <w:sz w:val="24"/>
+        </w:rPr>
+      </w:pPr>
+      <w:r>
+        <w:rPr>
+          <w:rFonts w:ascii="Times New Roman" w:hAnsi="Times New Roman" w:cs="Times New Roman"/>
+          <w:b/>
+          <w:sz w:val="24"/>
+        </w:rPr>
+        <w:t>Форма</w:t>
+      </w:r>
+      <w:r>
+        <w:rPr>
+          <w:rFonts w:ascii="Times New Roman" w:hAnsi="Times New Roman" w:cs="Times New Roman"/>
+          <w:b/>
+          <w:sz w:val="24"/>
+        </w:rPr>
+        <w:t xml:space="preserve"> </w:t>
+      </w:r>
+      <w:r>
+        <w:rPr>
+          <w:rFonts w:ascii="Times New Roman" w:hAnsi="Times New Roman" w:cs="Times New Roman"/>
+          <w:b/>
+          <w:sz w:val="24"/>
+        </w:rPr>
+        <w:t>промежуточной</w:t>
+      </w:r>
+      <w:r>
+        <w:rPr>
+          <w:rFonts w:ascii="Times New Roman" w:hAnsi="Times New Roman" w:cs="Times New Roman"/>
+          <w:b/>
+          <w:sz w:val="24"/>
+        </w:rPr>
+        <w:t xml:space="preserve"> </w:t>
+      </w:r>
+      <w:r>
+        <w:rPr>
+          <w:rFonts w:ascii="Times New Roman" w:hAnsi="Times New Roman" w:cs="Times New Roman"/>
+          <w:b/>
+          <w:sz w:val="24"/>
+        </w:rPr>
+        <w:t>аттестации</w:t>
+      </w:r>
+      <w:r>
+        <w:rPr>
+          <w:rFonts w:ascii="Times New Roman" w:hAnsi="Times New Roman" w:cs="Times New Roman"/>
+          <w:b/>
+          <w:sz w:val="24"/>
+        </w:rPr>
+        <w:t>:</w:t>
+      </w:r>
+    </w:p>
+    <w:p>
+      <w:pPr>
+        <w:rPr>
+          <w:rFonts w:ascii="Times New Roman" w:hAnsi="Times New Roman" w:cs="Times New Roman"/>
+          <w:sz w:val="24"/>
+          <w:lang w:val="en-US"/>
+        </w:rPr>
+      </w:pPr>
+      <w:r>
+        <w:rPr>
+          <w:rFonts w:ascii="Times New Roman" w:hAnsi="Times New Roman" w:cs="Times New Roman"/>
+          <w:sz w:val="24"/>
+          <w:lang w:val="en-US"/>
+        </w:rPr>
+        <w:t>{</w:t>
+      </w:r>
+      <w:proofErr w:type="gramStart"/>
+      <w:r>
+        <w:rPr>
+          <w:rFonts w:ascii="Times New Roman" w:hAnsi="Times New Roman" w:cs="Times New Roman"/>
+          <w:sz w:val="24"/>
+          <w:lang w:val="en-US"/>
+        </w:rPr>
+        <w:t xml:space="preserve">{ </w:t>
+      </w:r>
+      <w:proofErr w:type="spellStart"/>
+      <w:r>
+        <w:rPr>
+          <w:rFonts w:ascii="Times New Roman" w:hAnsi="Times New Roman" w:cs="Times New Roman"/>
+          <w:sz w:val="24"/>
+          <w:lang w:val="en-US"/>
+        </w:rPr>
+        <w:t>tic</w:t>
+      </w:r>
+      <w:proofErr w:type="gramEnd"/>
+      <w:r>
+        <w:rPr>
+          <w:rFonts w:ascii="Times New Roman" w:hAnsi="Times New Roman" w:cs="Times New Roman"/>
+          <w:sz w:val="24"/>
+          <w:lang w:val="en-US"/>
+        </w:rPr>
+        <w:t>_all</w:t>
+      </w:r>
+      <w:proofErr w:type="spellEnd"/>
+      <w:r>
+        <w:rPr>
+          <w:rFonts w:ascii="Times New Roman" w:hAnsi="Times New Roman" w:cs="Times New Roman"/>
+          <w:sz w:val="24"/>
+          <w:lang w:val="en-US"/>
+        </w:rPr>
+        <w:t xml:space="preserve"> }}</w:t>
+      </w:r>
+    </w:p>
+    <w:p>
+      <w:pPr>
+        <w:rPr>
+          <w:rFonts w:ascii="Times New Roman" w:hAnsi="Times New Roman" w:cs="Times New Roman"/>
+          <w:b/>
+          <w:sz w:val="24"/>
+          <w:lang w:val="en-US"/>
+        </w:rPr>
+      </w:pPr>
+      <w:r>
+        <w:rPr>
+          <w:rFonts w:ascii="Times New Roman" w:hAnsi="Times New Roman" w:cs="Times New Roman"/>
+          <w:b/>
+          <w:sz w:val="24"/>
+        </w:rPr>
+        <w:t>Основная</w:t>
+      </w:r>
+      <w:r>
+        <w:rPr>
+          <w:rFonts w:ascii="Times New Roman" w:hAnsi="Times New Roman" w:cs="Times New Roman"/>
+          <w:b/>
+          <w:sz w:val="24"/>
+          <w:lang w:val="en-US"/>
+        </w:rPr>
+        <w:t xml:space="preserve"> </w:t>
+      </w:r>
+      <w:r>
+        <w:rPr>
+          <w:rFonts w:ascii="Times New Roman" w:hAnsi="Times New Roman" w:cs="Times New Roman"/>
+          <w:b/>
+          <w:sz w:val="24"/>
+        </w:rPr>
+        <w:t>литература</w:t>
+      </w:r>
+      <w:r>
+        <w:rPr>
+          <w:rFonts w:ascii="Times New Roman" w:hAnsi="Times New Roman" w:cs="Times New Roman"/>
+          <w:b/>
+          <w:sz w:val="24"/>
+          <w:lang w:val="en-US"/>
+        </w:rPr>
+        <w:t>:</w:t>
+      </w:r>
+    </w:p>
+    <w:p>
+      <w:pPr>
+        <w:rPr>
+          <w:rFonts w:ascii="Times New Roman" w:hAnsi="Times New Roman" w:cs="Times New Roman"/>
+          <w:sz w:val="24"/>
+          <w:lang w:val="en-US"/>
+        </w:rPr>
+      </w:pPr>
+      <w:r>
+        <w:rPr>
+          <w:rFonts w:ascii="Times New Roman" w:hAnsi="Times New Roman" w:cs="Times New Roman"/>
+          <w:sz w:val="24"/>
+          <w:lang w:val="en-US"/>
+        </w:rPr>
+        <w:t>{%</w:t>
+      </w:r>
+      <w:r>
+        <w:rPr>
+          <w:rFonts w:ascii="Times New Roman" w:hAnsi="Times New Roman" w:cs="Times New Roman"/>
+          <w:sz w:val="24"/>
+          <w:lang w:val="en-US"/>
+        </w:rPr>
+        <w:t>-</w:t>
+      </w:r>
+      <w:r>
+        <w:rPr>
+          <w:rFonts w:ascii="Times New Roman" w:hAnsi="Times New Roman" w:cs="Times New Roman"/>
+          <w:sz w:val="24"/>
+          <w:lang w:val="en-US"/>
+        </w:rPr>
+        <w:t xml:space="preserve"> for </w:t>
+      </w:r>
+      <w:proofErr w:type="spellStart"/>
+      <w:r>
+        <w:rPr>
+          <w:rFonts w:ascii="Times New Roman" w:hAnsi="Times New Roman" w:cs="Times New Roman"/>
+          <w:sz w:val="24"/>
+          <w:lang w:val="en-US"/>
+        </w:rPr>
         <w:t>i</w:t>
       </w:r>
       <w:proofErr w:type="spellEnd"/>
@@ -764,6 +929,84 @@
           <w:lang w:val="en-US"/>
         </w:rPr>
         <w:t xml:space="preserve"> %}</w:t>
+      </w:r>
+    </w:p>
+    <w:p>
+      <w:pPr>
+        <w:rPr>
+          <w:rFonts w:ascii="Times New Roman" w:hAnsi="Times New Roman" w:cs="Times New Roman"/>
+          <w:sz w:val="24"/>
+          <w:lang w:val="en-US"/>
+        </w:rPr>
+      </w:pPr>
+      <w:r>
+        <w:rPr>
+          <w:rFonts w:ascii="Times New Roman" w:hAnsi="Times New Roman" w:cs="Times New Roman"/>
+          <w:sz w:val="24"/>
+          <w:lang w:val="en-US"/>
+        </w:rPr>
+        <w:t>{{</w:t>
+      </w:r>
+      <w:proofErr w:type="spellStart"/>
+      <w:r>
+        <w:rPr>
+          <w:rFonts w:ascii="Times New Roman" w:hAnsi="Times New Roman" w:cs="Times New Roman"/>
+          <w:sz w:val="24"/>
+          <w:lang w:val="en-US"/>
+        </w:rPr>
+        <w:t>i.number</w:t>
+      </w:r>
+      <w:proofErr w:type="spellEnd"/>
+      <w:r>
+        <w:rPr>
+          <w:rFonts w:ascii="Times New Roman" w:hAnsi="Times New Roman" w:cs="Times New Roman"/>
+          <w:sz w:val="24"/>
+          <w:lang w:val="en-US"/>
+        </w:rPr>
+        <w:t>}}. {{</w:t>
+      </w:r>
+      <w:proofErr w:type="spellStart"/>
+      <w:r>
+        <w:rPr>
+          <w:rFonts w:ascii="Times New Roman" w:hAnsi="Times New Roman" w:cs="Times New Roman"/>
+          <w:sz w:val="24"/>
+          <w:lang w:val="en-US"/>
+        </w:rPr>
+        <w:t>i.bib_disc</w:t>
+      </w:r>
+      <w:proofErr w:type="spellEnd"/>
+      <w:r>
+        <w:rPr>
+          <w:rFonts w:ascii="Times New Roman" w:hAnsi="Times New Roman" w:cs="Times New Roman"/>
+          <w:sz w:val="24"/>
+          <w:lang w:val="en-US"/>
+        </w:rPr>
+        <w:t>}}</w:t>
+      </w:r>
+    </w:p>
+    <w:p>
+      <w:pPr>
+        <w:rPr>
+          <w:rFonts w:ascii="Times New Roman" w:hAnsi="Times New Roman" w:cs="Times New Roman"/>
+          <w:sz w:val="24"/>
+          <w:lang w:val="en-US"/>
+        </w:rPr>
+      </w:pPr>
+      <w:r>
+        <w:rPr>
+          <w:rFonts w:ascii="Times New Roman" w:hAnsi="Times New Roman" w:cs="Times New Roman"/>
+          <w:sz w:val="24"/>
+          <w:lang w:val="en-US"/>
+        </w:rPr>
+        <w:t>{%</w:t>
+      </w:r>
+      <w:r>
+        <w:rPr>
+          <w:rFonts w:ascii="Times New Roman" w:hAnsi="Times New Roman" w:cs="Times New Roman"/>
+          <w:sz w:val="24"/>
+          <w:lang w:val="en-US"/>
+        </w:rPr>
+        <w:t>-</w:t>
       </w:r>
       <w:bookmarkStart w:id="0" w:name="_GoBack"/>
       <w:bookmarkEnd w:id="0"/>
@@ -773,60 +1016,7 @@
           <w:sz w:val="24"/>
           <w:lang w:val="en-US"/>
         </w:rPr>
-        <w:t>{{</w:t>
-      </w:r>
-      <w:proofErr w:type="spellStart"/>
-      <w:r>
-        <w:rPr>
-          <w:rFonts w:ascii="Times New Roman" w:hAnsi="Times New Roman" w:cs="Times New Roman"/>
-          <w:sz w:val="24"/>
-          <w:lang w:val="en-US"/>
-        </w:rPr>
-        <w:t>i.number</w:t>
-      </w:r>
-      <w:proofErr w:type="spellEnd"/>
-      <w:r>
-        <w:rPr>
-          <w:rFonts w:ascii="Times New Roman" w:hAnsi="Times New Roman" w:cs="Times New Roman"/>
-          <w:sz w:val="24"/>
-          <w:lang w:val="en-US"/>
-        </w:rPr>
-        <w:t>}}. {{</w:t>
-      </w:r>
-      <w:proofErr w:type="spellStart"/>
-      <w:r>
-        <w:rPr>
-          <w:rFonts w:ascii="Times New Roman" w:hAnsi="Times New Roman" w:cs="Times New Roman"/>
-          <w:sz w:val="24"/>
-          <w:lang w:val="en-US"/>
-        </w:rPr>
-        <w:t>i.bib_disc</w:t>
-      </w:r>
-      <w:proofErr w:type="spellEnd"/>
-      <w:r>
-        <w:rPr>
-          <w:rFonts w:ascii="Times New Roman" w:hAnsi="Times New Roman" w:cs="Times New Roman"/>
-          <w:sz w:val="24"/>
-          <w:lang w:val="en-US"/>
-        </w:rPr>
-        <w:t>}}</w:t>
-      </w:r>
-    </w:p>
-    <w:p>
-      <w:pPr>
-        <w:rPr>
-          <w:rFonts w:ascii="Times New Roman" w:hAnsi="Times New Roman" w:cs="Times New Roman"/>
-          <w:sz w:val="24"/>
-          <w:lang w:val="en-US"/>
-        </w:rPr>
-      </w:pPr>
-      <w:r>
-        <w:rPr>
-          <w:rFonts w:ascii="Times New Roman" w:hAnsi="Times New Roman" w:cs="Times New Roman"/>
-          <w:sz w:val="24"/>
-          <w:lang w:val="en-US"/>
-        </w:rPr>
-        <w:t xml:space="preserve">{% </w:t>
+        <w:t xml:space="preserve"> </w:t>
       </w:r>
       <w:proofErr w:type="spellStart"/>
       <w:r>
